--- a/policies/sources/Disclosure_Committee_Charter.docx
+++ b/policies/sources/Disclosure_Committee_Charter.docx
@@ -10855,7 +10855,8 @@
           <w:szCs w:val="28"/>
           <w:lang w:val="en-GB"/>
         </w:rPr>
-        <w:lastRenderedPageBreak/>
+        <w:t>1</w:t>
+        <w:tab/>
         <w:t>Establishment and purpose</w:t>
       </w:r>
     </w:p>
@@ -10880,6 +10881,8 @@
           <w:szCs w:val="22"/>
           <w:lang w:val="en-GB"/>
         </w:rPr>
+        <w:t>1.1</w:t>
+        <w:tab/>
         <w:t xml:space="preserve">The Executive Management of BioMar Group A/S, CVR no. 38 57 06 17 (the “Company” and together with its subsidiaries the “Group”) has established a disclosure committee (the “Disclosure Committee”). </w:t>
       </w:r>
     </w:p>
@@ -10904,6 +10907,8 @@
           <w:szCs w:val="22"/>
           <w:lang w:val="en-GB"/>
         </w:rPr>
+        <w:t>1.2</w:t>
+        <w:tab/>
         <w:t xml:space="preserve">The objective of the Disclosure Committee is to assist the Executive Management and the Board of Directors in ensuring compliance with the Company’s disclosure obligations and other obligations in relation to Inside Information, including specifically to (i) identify Inside Information, (ii) provide recommendations on immediate disclosure or delay of disclosure of Inside Information, and (iii) assist in relation to drafting and publication of company announcements so as to ensure the Company’s compliance with its disclosure obligations. </w:t>
       </w:r>
     </w:p>
@@ -10928,6 +10933,8 @@
           <w:szCs w:val="22"/>
           <w:lang w:val="en-GB"/>
         </w:rPr>
+        <w:t>1.3</w:t>
+        <w:tab/>
         <w:t xml:space="preserve">Unless otherwise defined herein, the defined terms in this Disclosure Committee Charter shall have the same meaning as in the Company’s Internal Rules for compliance with its disclosure obligations and the Internal Rules on handling of Inside Information and trading in the Company’s Shares and other Financial Instruments. </w:t>
       </w:r>
     </w:p>
@@ -10952,6 +10959,8 @@
           <w:szCs w:val="22"/>
           <w:lang w:val="en-GB"/>
         </w:rPr>
+        <w:t>1.4</w:t>
+        <w:tab/>
         <w:t xml:space="preserve">Inside Information is defined in </w:t>
       </w:r>
       <w:r>
@@ -10997,6 +11006,8 @@
           <w:szCs w:val="22"/>
           <w:lang w:val="en-GB"/>
         </w:rPr>
+        <w:t>1.5</w:t>
+        <w:tab/>
         <w:t xml:space="preserve">In addition to the general obligation to disclose Inside Information, the Company is subject to certain specific disclosure obligations that require the Company to inform the market as further set out in </w:t>
       </w:r>
       <w:r>
@@ -11042,6 +11053,8 @@
           <w:szCs w:val="28"/>
           <w:lang w:val="en-GB"/>
         </w:rPr>
+        <w:t>2</w:t>
+        <w:tab/>
         <w:t>Members</w:t>
       </w:r>
     </w:p>
@@ -11292,6 +11305,8 @@
           <w:szCs w:val="28"/>
           <w:lang w:val="en-GB"/>
         </w:rPr>
+        <w:t>3</w:t>
+        <w:tab/>
         <w:t>Assignments</w:t>
       </w:r>
     </w:p>
@@ -12641,7 +12656,8 @@
           <w:szCs w:val="28"/>
           <w:lang w:val="en-GB"/>
         </w:rPr>
-        <w:lastRenderedPageBreak/>
+        <w:t>4</w:t>
+        <w:tab/>
         <w:t>Meetings</w:t>
       </w:r>
     </w:p>
@@ -12851,6 +12867,8 @@
           <w:szCs w:val="28"/>
           <w:lang w:val="en-GB"/>
         </w:rPr>
+        <w:t>5</w:t>
+        <w:tab/>
         <w:t>Reporting</w:t>
       </w:r>
     </w:p>
@@ -12898,6 +12916,8 @@
           <w:szCs w:val="28"/>
           <w:lang w:val="en-GB"/>
         </w:rPr>
+        <w:t>6</w:t>
+        <w:tab/>
         <w:t>Confidentiality</w:t>
       </w:r>
     </w:p>
@@ -12945,6 +12965,8 @@
           <w:szCs w:val="28"/>
           <w:lang w:val="en-GB"/>
         </w:rPr>
+        <w:t>7</w:t>
+        <w:tab/>
         <w:t>Review of Charter</w:t>
       </w:r>
     </w:p>
@@ -13079,7 +13101,8 @@
           <w:szCs w:val="28"/>
           <w:lang w:val="en-GB"/>
         </w:rPr>
-        <w:lastRenderedPageBreak/>
+        <w:t>8</w:t>
+        <w:tab/>
         <w:t xml:space="preserve">Schedule 1 – Definition of Inside Information </w:t>
       </w:r>
     </w:p>
@@ -13375,7 +13398,8 @@
           <w:szCs w:val="28"/>
           <w:lang w:val="en-GB"/>
         </w:rPr>
-        <w:lastRenderedPageBreak/>
+        <w:t>9</w:t>
+        <w:tab/>
         <w:t xml:space="preserve">Schedule 2 – Log for monitoring events or circumstances which may constitute Inside Information </w:t>
       </w:r>
     </w:p>
@@ -14338,7 +14362,8 @@
           <w:szCs w:val="28"/>
           <w:lang w:val="en-GB"/>
         </w:rPr>
-        <w:lastRenderedPageBreak/>
+        <w:t>10</w:t>
+        <w:tab/>
         <w:t>Schedule 3 – Notification of delayed disclosure of Inside Information</w:t>
       </w:r>
     </w:p>

--- a/policies/sources/Disclosure_Committee_Charter.docx
+++ b/policies/sources/Disclosure_Committee_Charter.docx
@@ -10855,8 +10855,6 @@
           <w:szCs w:val="28"/>
           <w:lang w:val="en-GB"/>
         </w:rPr>
-        <w:t>1</w:t>
-        <w:tab/>
         <w:t>Establishment and purpose</w:t>
       </w:r>
     </w:p>
@@ -10881,8 +10879,6 @@
           <w:szCs w:val="22"/>
           <w:lang w:val="en-GB"/>
         </w:rPr>
-        <w:t>1.1</w:t>
-        <w:tab/>
         <w:t xml:space="preserve">The Executive Management of BioMar Group A/S, CVR no. 38 57 06 17 (the “Company” and together with its subsidiaries the “Group”) has established a disclosure committee (the “Disclosure Committee”). </w:t>
       </w:r>
     </w:p>
@@ -10907,8 +10903,6 @@
           <w:szCs w:val="22"/>
           <w:lang w:val="en-GB"/>
         </w:rPr>
-        <w:t>1.2</w:t>
-        <w:tab/>
         <w:t xml:space="preserve">The objective of the Disclosure Committee is to assist the Executive Management and the Board of Directors in ensuring compliance with the Company’s disclosure obligations and other obligations in relation to Inside Information, including specifically to (i) identify Inside Information, (ii) provide recommendations on immediate disclosure or delay of disclosure of Inside Information, and (iii) assist in relation to drafting and publication of company announcements so as to ensure the Company’s compliance with its disclosure obligations. </w:t>
       </w:r>
     </w:p>
@@ -10933,8 +10927,6 @@
           <w:szCs w:val="22"/>
           <w:lang w:val="en-GB"/>
         </w:rPr>
-        <w:t>1.3</w:t>
-        <w:tab/>
         <w:t xml:space="preserve">Unless otherwise defined herein, the defined terms in this Disclosure Committee Charter shall have the same meaning as in the Company’s Internal Rules for compliance with its disclosure obligations and the Internal Rules on handling of Inside Information and trading in the Company’s Shares and other Financial Instruments. </w:t>
       </w:r>
     </w:p>
@@ -10959,8 +10951,6 @@
           <w:szCs w:val="22"/>
           <w:lang w:val="en-GB"/>
         </w:rPr>
-        <w:t>1.4</w:t>
-        <w:tab/>
         <w:t xml:space="preserve">Inside Information is defined in </w:t>
       </w:r>
       <w:r>
@@ -11006,8 +10996,6 @@
           <w:szCs w:val="22"/>
           <w:lang w:val="en-GB"/>
         </w:rPr>
-        <w:t>1.5</w:t>
-        <w:tab/>
         <w:t xml:space="preserve">In addition to the general obligation to disclose Inside Information, the Company is subject to certain specific disclosure obligations that require the Company to inform the market as further set out in </w:t>
       </w:r>
       <w:r>
@@ -11053,8 +11041,6 @@
           <w:szCs w:val="28"/>
           <w:lang w:val="en-GB"/>
         </w:rPr>
-        <w:t>2</w:t>
-        <w:tab/>
         <w:t>Members</w:t>
       </w:r>
     </w:p>
@@ -11305,8 +11291,6 @@
           <w:szCs w:val="28"/>
           <w:lang w:val="en-GB"/>
         </w:rPr>
-        <w:t>3</w:t>
-        <w:tab/>
         <w:t>Assignments</w:t>
       </w:r>
     </w:p>
@@ -12656,8 +12640,6 @@
           <w:szCs w:val="28"/>
           <w:lang w:val="en-GB"/>
         </w:rPr>
-        <w:t>4</w:t>
-        <w:tab/>
         <w:t>Meetings</w:t>
       </w:r>
     </w:p>
@@ -12867,8 +12849,6 @@
           <w:szCs w:val="28"/>
           <w:lang w:val="en-GB"/>
         </w:rPr>
-        <w:t>5</w:t>
-        <w:tab/>
         <w:t>Reporting</w:t>
       </w:r>
     </w:p>
@@ -12916,8 +12896,6 @@
           <w:szCs w:val="28"/>
           <w:lang w:val="en-GB"/>
         </w:rPr>
-        <w:t>6</w:t>
-        <w:tab/>
         <w:t>Confidentiality</w:t>
       </w:r>
     </w:p>
@@ -12965,8 +12943,6 @@
           <w:szCs w:val="28"/>
           <w:lang w:val="en-GB"/>
         </w:rPr>
-        <w:t>7</w:t>
-        <w:tab/>
         <w:t>Review of Charter</w:t>
       </w:r>
     </w:p>
@@ -13101,8 +13077,6 @@
           <w:szCs w:val="28"/>
           <w:lang w:val="en-GB"/>
         </w:rPr>
-        <w:t>8</w:t>
-        <w:tab/>
         <w:t xml:space="preserve">Schedule 1 – Definition of Inside Information </w:t>
       </w:r>
     </w:p>
@@ -13398,8 +13372,6 @@
           <w:szCs w:val="28"/>
           <w:lang w:val="en-GB"/>
         </w:rPr>
-        <w:t>9</w:t>
-        <w:tab/>
         <w:t xml:space="preserve">Schedule 2 – Log for monitoring events or circumstances which may constitute Inside Information </w:t>
       </w:r>
     </w:p>
@@ -14362,8 +14334,6 @@
           <w:szCs w:val="28"/>
           <w:lang w:val="en-GB"/>
         </w:rPr>
-        <w:t>10</w:t>
-        <w:tab/>
         <w:t>Schedule 3 – Notification of delayed disclosure of Inside Information</w:t>
       </w:r>
     </w:p>

--- a/policies/sources/Disclosure_Committee_Charter.docx
+++ b/policies/sources/Disclosure_Committee_Charter.docx
@@ -10855,6 +10855,8 @@
           <w:szCs w:val="28"/>
           <w:lang w:val="en-GB"/>
         </w:rPr>
+        <w:t>1</w:t>
+        <w:tab/>
         <w:t>Establishment and purpose</w:t>
       </w:r>
     </w:p>
@@ -10879,6 +10881,8 @@
           <w:szCs w:val="22"/>
           <w:lang w:val="en-GB"/>
         </w:rPr>
+        <w:t>1.1</w:t>
+        <w:tab/>
         <w:t xml:space="preserve">The Executive Management of BioMar Group A/S, CVR no. 38 57 06 17 (the “Company” and together with its subsidiaries the “Group”) has established a disclosure committee (the “Disclosure Committee”). </w:t>
       </w:r>
     </w:p>
@@ -10903,6 +10907,8 @@
           <w:szCs w:val="22"/>
           <w:lang w:val="en-GB"/>
         </w:rPr>
+        <w:t>1.2</w:t>
+        <w:tab/>
         <w:t xml:space="preserve">The objective of the Disclosure Committee is to assist the Executive Management and the Board of Directors in ensuring compliance with the Company’s disclosure obligations and other obligations in relation to Inside Information, including specifically to (i) identify Inside Information, (ii) provide recommendations on immediate disclosure or delay of disclosure of Inside Information, and (iii) assist in relation to drafting and publication of company announcements so as to ensure the Company’s compliance with its disclosure obligations. </w:t>
       </w:r>
     </w:p>
@@ -10927,6 +10933,8 @@
           <w:szCs w:val="22"/>
           <w:lang w:val="en-GB"/>
         </w:rPr>
+        <w:t>1.3</w:t>
+        <w:tab/>
         <w:t xml:space="preserve">Unless otherwise defined herein, the defined terms in this Disclosure Committee Charter shall have the same meaning as in the Company’s Internal Rules for compliance with its disclosure obligations and the Internal Rules on handling of Inside Information and trading in the Company’s Shares and other Financial Instruments. </w:t>
       </w:r>
     </w:p>
@@ -10951,6 +10959,8 @@
           <w:szCs w:val="22"/>
           <w:lang w:val="en-GB"/>
         </w:rPr>
+        <w:t>1.4</w:t>
+        <w:tab/>
         <w:t xml:space="preserve">Inside Information is defined in </w:t>
       </w:r>
       <w:r>
@@ -10996,6 +11006,8 @@
           <w:szCs w:val="22"/>
           <w:lang w:val="en-GB"/>
         </w:rPr>
+        <w:t>1.5</w:t>
+        <w:tab/>
         <w:t xml:space="preserve">In addition to the general obligation to disclose Inside Information, the Company is subject to certain specific disclosure obligations that require the Company to inform the market as further set out in </w:t>
       </w:r>
       <w:r>
@@ -11041,6 +11053,8 @@
           <w:szCs w:val="28"/>
           <w:lang w:val="en-GB"/>
         </w:rPr>
+        <w:t>2</w:t>
+        <w:tab/>
         <w:t>Members</w:t>
       </w:r>
     </w:p>
@@ -11291,6 +11305,8 @@
           <w:szCs w:val="28"/>
           <w:lang w:val="en-GB"/>
         </w:rPr>
+        <w:t>3</w:t>
+        <w:tab/>
         <w:t>Assignments</w:t>
       </w:r>
     </w:p>
@@ -12640,6 +12656,8 @@
           <w:szCs w:val="28"/>
           <w:lang w:val="en-GB"/>
         </w:rPr>
+        <w:t>4</w:t>
+        <w:tab/>
         <w:t>Meetings</w:t>
       </w:r>
     </w:p>
@@ -12849,6 +12867,8 @@
           <w:szCs w:val="28"/>
           <w:lang w:val="en-GB"/>
         </w:rPr>
+        <w:t>5</w:t>
+        <w:tab/>
         <w:t>Reporting</w:t>
       </w:r>
     </w:p>
@@ -12896,6 +12916,8 @@
           <w:szCs w:val="28"/>
           <w:lang w:val="en-GB"/>
         </w:rPr>
+        <w:t>6</w:t>
+        <w:tab/>
         <w:t>Confidentiality</w:t>
       </w:r>
     </w:p>
@@ -12943,6 +12965,8 @@
           <w:szCs w:val="28"/>
           <w:lang w:val="en-GB"/>
         </w:rPr>
+        <w:t>7</w:t>
+        <w:tab/>
         <w:t>Review of Charter</w:t>
       </w:r>
     </w:p>
@@ -13077,6 +13101,8 @@
           <w:szCs w:val="28"/>
           <w:lang w:val="en-GB"/>
         </w:rPr>
+        <w:t>8</w:t>
+        <w:tab/>
         <w:t xml:space="preserve">Schedule 1 – Definition of Inside Information </w:t>
       </w:r>
     </w:p>
@@ -13372,6 +13398,8 @@
           <w:szCs w:val="28"/>
           <w:lang w:val="en-GB"/>
         </w:rPr>
+        <w:t>9</w:t>
+        <w:tab/>
         <w:t xml:space="preserve">Schedule 2 – Log for monitoring events or circumstances which may constitute Inside Information </w:t>
       </w:r>
     </w:p>
@@ -14334,6 +14362,8 @@
           <w:szCs w:val="28"/>
           <w:lang w:val="en-GB"/>
         </w:rPr>
+        <w:t>10</w:t>
+        <w:tab/>
         <w:t>Schedule 3 – Notification of delayed disclosure of Inside Information</w:t>
       </w:r>
     </w:p>

--- a/policies/sources/Disclosure_Committee_Charter.docx
+++ b/policies/sources/Disclosure_Committee_Charter.docx
@@ -11078,6 +11078,8 @@
           <w:szCs w:val="22"/>
           <w:lang w:val="en-GB"/>
         </w:rPr>
+        <w:t>2.1</w:t>
+        <w:tab/>
         <w:t xml:space="preserve">The Disclosure Committee shall consist of at least </w:t>
       </w:r>
       <w:r>
@@ -11251,6 +11253,8 @@
           <w:szCs w:val="22"/>
           <w:lang w:val="en-GB"/>
         </w:rPr>
+        <w:t>2.2</w:t>
+        <w:tab/>
         <w:t xml:space="preserve">The </w:t>
       </w:r>
       <w:r>
@@ -11356,6 +11360,8 @@
           <w:szCs w:val="22"/>
           <w:lang w:val="en-GB"/>
         </w:rPr>
+        <w:t>3.1</w:t>
+        <w:tab/>
         <w:t xml:space="preserve">Identify Inside Information </w:t>
       </w:r>
     </w:p>
@@ -11379,6 +11385,8 @@
           <w:szCs w:val="22"/>
           <w:lang w:val="en-GB"/>
         </w:rPr>
+        <w:t>(a)</w:t>
+        <w:tab/>
         <w:t xml:space="preserve">Assist the Executive Management with establishing internal procedures to ensure that events or circumstances which may constitute Inside Information are reported to a member of the Disclosure Committee or the Executive Management and ensure that procedures are in place for timely updates on material developments of such matters.  </w:t>
       </w:r>
     </w:p>
@@ -11402,6 +11410,8 @@
           <w:szCs w:val="22"/>
           <w:lang w:val="en-GB"/>
         </w:rPr>
+        <w:t>(b)</w:t>
+        <w:tab/>
         <w:t xml:space="preserve">Ensure establishment of confidentiality lists for events or circumstances which are likely to become Inside Information and that an </w:t>
       </w:r>
       <w:r>
@@ -11556,6 +11566,8 @@
           <w:szCs w:val="22"/>
           <w:lang w:val="en-GB"/>
         </w:rPr>
+        <w:t>(c)</w:t>
+        <w:tab/>
         <w:t xml:space="preserve">Monitor and review developments of material events and circumstances to assess whether the matter constitutes Inside Information. </w:t>
       </w:r>
     </w:p>
@@ -11579,6 +11591,8 @@
           <w:szCs w:val="22"/>
           <w:lang w:val="en-GB"/>
         </w:rPr>
+        <w:t>3.2</w:t>
+        <w:tab/>
         <w:t xml:space="preserve">Provide recommendations on immediate disclosure or delay of disclosure of Inside Information </w:t>
       </w:r>
     </w:p>
@@ -11606,6 +11620,8 @@
           <w:szCs w:val="22"/>
           <w:lang w:val="en-GB"/>
         </w:rPr>
+        <w:t>(a)</w:t>
+        <w:tab/>
         <w:t xml:space="preserve">Consider whether an announcement of Inside Information is required to be published immediately or whether it would be permissible to delay the disclosure of Inside Information. If it is considered to recommend delaying disclosure, the Disclosure Committee shall follow the procedure set out in section </w:t>
       </w:r>
       <w:r>
@@ -11699,6 +11715,8 @@
           <w:szCs w:val="22"/>
           <w:lang w:val="en-GB"/>
         </w:rPr>
+        <w:t>3.3</w:t>
+        <w:tab/>
         <w:t>Process for delay of disclosure</w:t>
       </w:r>
       <w:bookmarkEnd w:id="1"/>
@@ -11737,6 +11755,8 @@
           <w:szCs w:val="22"/>
           <w:lang w:val="en-GB"/>
         </w:rPr>
+        <w:t>(a)</w:t>
+        <w:tab/>
         <w:t>Applicable from 5 June 2026, c</w:t>
       </w:r>
       <w:r>
@@ -11794,6 +11814,8 @@
           <w:szCs w:val="22"/>
           <w:lang w:val="en-GB"/>
         </w:rPr>
+        <w:t>(b)</w:t>
+        <w:tab/>
         <w:t xml:space="preserve">Consider and present a recommendation to the Executive Management and, if relevant, the Chair of the Board of Directors on whether conditions for delay of disclosure are satisfied, including (i) identify the legitimate interests of the Company that are likely to be prejudiced by immediate disclosure, (ii) establish that the delay of disclosure is not likely to mislead the public, and (iii) confirm that the Company has taken adequate measures to ensure the confidentiality of the information. </w:t>
       </w:r>
     </w:p>
@@ -11821,6 +11843,8 @@
           <w:szCs w:val="22"/>
           <w:lang w:val="en-GB"/>
         </w:rPr>
+        <w:t>(c)</w:t>
+        <w:tab/>
         <w:t xml:space="preserve">Consider and record the date and time when the information is considered Inside Information. </w:t>
       </w:r>
     </w:p>
@@ -11848,6 +11872,8 @@
           <w:szCs w:val="22"/>
           <w:lang w:val="en-GB"/>
         </w:rPr>
+        <w:t>(d)</w:t>
+        <w:tab/>
         <w:t xml:space="preserve">Consider when the Inside Information is likely to be disclosed. </w:t>
       </w:r>
     </w:p>
@@ -11875,6 +11901,8 @@
           <w:szCs w:val="22"/>
           <w:lang w:val="en-GB"/>
         </w:rPr>
+        <w:t>(e)</w:t>
+        <w:tab/>
         <w:t xml:space="preserve">Prepare and continuously update the Log set out in </w:t>
       </w:r>
       <w:r>
@@ -11924,6 +11952,8 @@
           <w:szCs w:val="22"/>
           <w:lang w:val="en-GB"/>
         </w:rPr>
+        <w:t>(f)</w:t>
+        <w:tab/>
         <w:t xml:space="preserve">Ensure that a draft leakage announcement is prepared, if relevant. </w:t>
       </w:r>
     </w:p>
@@ -11951,6 +11981,8 @@
           <w:szCs w:val="22"/>
           <w:lang w:val="en-GB"/>
         </w:rPr>
+        <w:t>(g)</w:t>
+        <w:tab/>
         <w:t xml:space="preserve">Assist on disclosure of the leakage announcement or full announcement in the event of a leakage of Inside Information of which disclosure has been delayed or a sufficiently accurate market rumour regarding such Inside Information. </w:t>
       </w:r>
     </w:p>
@@ -11974,6 +12006,8 @@
           <w:szCs w:val="22"/>
           <w:lang w:val="en-GB"/>
         </w:rPr>
+        <w:t>3.4</w:t>
+        <w:tab/>
         <w:t xml:space="preserve">Keep majority shareholder informed of </w:t>
       </w:r>
       <w:r>
@@ -12081,6 +12115,8 @@
           <w:szCs w:val="22"/>
           <w:lang w:val="en-GB"/>
         </w:rPr>
+        <w:t>(a)</w:t>
+        <w:tab/>
         <w:t xml:space="preserve">For as long as the Company has a controlling shareholder with a separate listing, it is likely that any </w:t>
       </w:r>
       <w:r>
@@ -12275,6 +12311,8 @@
           <w:szCs w:val="22"/>
           <w:lang w:val="en-GB"/>
         </w:rPr>
+        <w:t>3.5</w:t>
+        <w:tab/>
         <w:t xml:space="preserve">Process for company announcements and notification of delay </w:t>
       </w:r>
     </w:p>
@@ -12302,6 +12340,8 @@
           <w:szCs w:val="22"/>
           <w:lang w:val="en-GB"/>
         </w:rPr>
+        <w:t>(a)</w:t>
+        <w:tab/>
         <w:t>When disclosure is required immediately, ensure that a company announcement is produced as soon as possible and that the draft company announcement is reviewed by the Disclosure Committee, the Executive Management and other relevant individuals</w:t>
       </w:r>
       <w:r>
@@ -12349,6 +12389,8 @@
           <w:szCs w:val="22"/>
           <w:lang w:val="en-GB"/>
         </w:rPr>
+        <w:t>(b)</w:t>
+        <w:tab/>
         <w:t>The Chief Legal Officer</w:t>
       </w:r>
       <w:r>
@@ -12386,6 +12428,8 @@
           <w:szCs w:val="22"/>
           <w:lang w:val="en-GB"/>
         </w:rPr>
+        <w:t>(c)</w:t>
+        <w:tab/>
         <w:t xml:space="preserve">Notify the Danish Financial Supervisory Authority through the Officially Appointed Mechanism (“OAM”) if the disclosure of Inside Information has been delayed using the template notification form and procedure set out in </w:t>
       </w:r>
       <w:r>
@@ -12435,6 +12479,8 @@
           <w:szCs w:val="22"/>
           <w:lang w:val="en-GB"/>
         </w:rPr>
+        <w:t>(d)</w:t>
+        <w:tab/>
         <w:t xml:space="preserve">Prepare an explanation on the fulfilment of the conditions for delay of disclosure in accordance with the Log. </w:t>
       </w:r>
     </w:p>
@@ -12462,6 +12508,8 @@
           <w:szCs w:val="22"/>
           <w:lang w:val="en-GB"/>
         </w:rPr>
+        <w:t>(e)</w:t>
+        <w:tab/>
         <w:t xml:space="preserve">Submit the explanation to the Danish Financial Supervisory Authority, if requested, following approval of the explanation by the Executive Management and, if relevant, the Chair of the Board of Directors. </w:t>
       </w:r>
     </w:p>
@@ -12485,6 +12533,8 @@
           <w:szCs w:val="22"/>
           <w:lang w:val="en-GB"/>
         </w:rPr>
+        <w:t>3.6</w:t>
+        <w:tab/>
         <w:t xml:space="preserve">Process in relation to financial results and outlook </w:t>
       </w:r>
     </w:p>
@@ -12512,6 +12562,8 @@
           <w:szCs w:val="22"/>
           <w:lang w:val="en-GB"/>
         </w:rPr>
+        <w:t>(a)</w:t>
+        <w:tab/>
         <w:t xml:space="preserve">During the process of the preparation of the financial results, including </w:t>
       </w:r>
       <w:r>
@@ -12563,6 +12615,8 @@
           <w:szCs w:val="22"/>
           <w:lang w:val="en-GB"/>
         </w:rPr>
+        <w:t>(b)</w:t>
+        <w:tab/>
         <w:t xml:space="preserve">Ensure, that in the event that the Company’s financial results or financial position unexpectedly and significantly deviates from a reasonable assessment made on the basis of information previously disclosed by the Company, that the Company as soon as possible discloses information thereon in a company announcement if the deviation is considered Inside Information. </w:t>
       </w:r>
     </w:p>
@@ -12586,6 +12640,8 @@
           <w:szCs w:val="22"/>
           <w:lang w:val="en-GB"/>
         </w:rPr>
+        <w:t>3.7</w:t>
+        <w:tab/>
         <w:t xml:space="preserve">The Disclosure Committee may delegate specific administrative tasks to designated employees of the Company. </w:t>
       </w:r>
     </w:p>
@@ -12609,6 +12665,8 @@
           <w:szCs w:val="22"/>
           <w:lang w:val="en-GB"/>
         </w:rPr>
+        <w:t>3.8</w:t>
+        <w:tab/>
         <w:t xml:space="preserve">The Disclosure Committee may engage external advisors to assist the Disclosure Committee. The costs of such external advisors shall be paid by the Company. </w:t>
       </w:r>
     </w:p>
@@ -12632,6 +12690,8 @@
           <w:szCs w:val="22"/>
           <w:lang w:val="en-GB"/>
         </w:rPr>
+        <w:t>3.9</w:t>
+        <w:tab/>
         <w:t>The Disclosure Committee may contact and consult Nasdaq Copenhagen’s surveillance function in case of doubt, including in situations of potentials leaks of inside information.</w:t>
       </w:r>
     </w:p>
@@ -12681,6 +12741,8 @@
           <w:szCs w:val="22"/>
           <w:lang w:val="en-GB"/>
         </w:rPr>
+        <w:t>4.1</w:t>
+        <w:tab/>
         <w:t xml:space="preserve">The Disclosure Committee meets regularly and on an ad-hoc basis to fulfil its duties. </w:t>
       </w:r>
     </w:p>
@@ -12704,6 +12766,8 @@
           <w:szCs w:val="22"/>
           <w:lang w:val="en-GB"/>
         </w:rPr>
+        <w:t>4.2</w:t>
+        <w:tab/>
         <w:t>Meetings shall be held when deemed necessary by the Chair of the Disclosure Committee or any other member of the Disclosure Committee. Meetings may be held in writing or by electronic means of communication (e.g. telephone or video conference), unless such format is incompatible with the matters subject to discussion.</w:t>
       </w:r>
     </w:p>
@@ -12727,6 +12791,8 @@
           <w:szCs w:val="22"/>
           <w:lang w:val="en-GB"/>
         </w:rPr>
+        <w:t>4.3</w:t>
+        <w:tab/>
         <w:t>The Disclosure Committee forms a quorum when at least t</w:t>
       </w:r>
       <w:r>
@@ -12770,6 +12836,8 @@
           <w:szCs w:val="22"/>
           <w:lang w:val="en-GB"/>
         </w:rPr>
+        <w:t>4.4</w:t>
+        <w:tab/>
         <w:t xml:space="preserve">The Chair of the Disclosure Committee shall convene the meetings and determine the agenda which shall to the extent possible be sent to the members in advance of each meeting. </w:t>
       </w:r>
     </w:p>
@@ -12793,6 +12861,8 @@
           <w:szCs w:val="22"/>
           <w:lang w:val="en-GB"/>
         </w:rPr>
+        <w:t>4.5</w:t>
+        <w:tab/>
         <w:t xml:space="preserve">Members of the Board of Directors and the Executive Management as well as relevant employees and external parties (e.g. advisors) </w:t>
       </w:r>
       <w:r>
@@ -12892,6 +12962,8 @@
           <w:szCs w:val="22"/>
           <w:lang w:val="en-GB"/>
         </w:rPr>
+        <w:t>5.1</w:t>
+        <w:tab/>
         <w:t>The Disclosure Committee will regularly inform the Executive Management on relevant matters. The Executive Management shall procure that relevant matters are reported to the Board of Directors.</w:t>
       </w:r>
     </w:p>
@@ -12941,6 +13013,8 @@
           <w:szCs w:val="22"/>
           <w:lang w:val="en-GB"/>
         </w:rPr>
+        <w:t>6.1</w:t>
+        <w:tab/>
         <w:t xml:space="preserve">Members of the Disclosure Committee have a duty to keep confidential any information obtained in the capacity as a member of the Disclosure Committee and may under no circumstances, without permission of the Executive Management, disclose information that come to their knowledge in the course of performing the duties as member of the Disclosure Committee to persons outside of the Disclosure Committee. </w:t>
       </w:r>
     </w:p>
@@ -12991,6 +13065,8 @@
           <w:szCs w:val="22"/>
           <w:lang w:val="en-GB"/>
         </w:rPr>
+        <w:t>7.1</w:t>
+        <w:tab/>
         <w:t>The Disclosure Committee shall review this Disclosure Committee Charter once every year. Amendments shall be approved by the Executive Management.</w:t>
       </w:r>
       <w:bookmarkEnd w:id="2"/>
@@ -13015,6 +13091,8 @@
           <w:szCs w:val="22"/>
           <w:lang w:val="en-GB"/>
         </w:rPr>
+        <w:t>7.2</w:t>
+        <w:tab/>
         <w:t>This Disclosure Committee Charter has been approved by the Executive Management on</w:t>
       </w:r>
       <w:r>
@@ -13428,6 +13506,8 @@
           <w:szCs w:val="22"/>
           <w:lang w:val="en-GB"/>
         </w:rPr>
+        <w:t>1.</w:t>
+        <w:tab/>
         <w:t xml:space="preserve">It is the assessment that immediate disclosure is likely to prejudice the legitimate interests of </w:t>
       </w:r>
       <w:r>
@@ -13540,6 +13620,8 @@
           <w:szCs w:val="22"/>
           <w:lang w:val="en-GB"/>
         </w:rPr>
+        <w:t>2.</w:t>
+        <w:tab/>
         <w:t>delay of disclosure is not likely to mislead the public, as it is the assessment, that the Inside Information is not materially different from previous company announcements made by us (including forecasts) or is otherwise in contrast with market expectations based on signals previously set, and</w:t>
       </w:r>
     </w:p>
@@ -13568,6 +13650,8 @@
           <w:szCs w:val="22"/>
           <w:lang w:val="en-GB"/>
         </w:rPr>
+        <w:t>3.</w:t>
+        <w:tab/>
         <w:t xml:space="preserve">the Company is able to ensure the confidentiality of the Inside Information. </w:t>
       </w:r>
     </w:p>
@@ -14408,7 +14492,7 @@
     <w:bookmarkEnd w:id="3"/>
     <w:p>
       <w:pPr>
-        <w:pStyle w:val="ListParagraph"/>
+        <w:pStyle w:val="BodyText"/>
         <w:tabs>
           <w:tab w:val="clear" w:pos="1276"/>
           <w:tab w:val="num" w:pos="814"/>
@@ -14431,6 +14515,8 @@
           <w:szCs w:val="22"/>
           <w:lang w:val="en-GB"/>
         </w:rPr>
+        <w:t>1.</w:t>
+        <w:tab/>
         <w:t xml:space="preserve">The identity of the issuer </w:t>
       </w:r>
     </w:p>
@@ -14545,7 +14631,7 @@
     </w:p>
     <w:p>
       <w:pPr>
-        <w:pStyle w:val="ListParagraph"/>
+        <w:pStyle w:val="BodyText"/>
         <w:tabs>
           <w:tab w:val="clear" w:pos="1276"/>
           <w:tab w:val="num" w:pos="814"/>
@@ -14568,6 +14654,8 @@
           <w:szCs w:val="22"/>
           <w:lang w:val="en-GB"/>
         </w:rPr>
+        <w:t>2.</w:t>
+        <w:tab/>
         <w:t>The identity of the person making the notification</w:t>
       </w:r>
     </w:p>
@@ -14649,7 +14737,7 @@
     </w:p>
     <w:p>
       <w:pPr>
-        <w:pStyle w:val="ListParagraph"/>
+        <w:pStyle w:val="BodyText"/>
         <w:tabs>
           <w:tab w:val="clear" w:pos="1276"/>
           <w:tab w:val="num" w:pos="814"/>
@@ -14672,6 +14760,8 @@
           <w:szCs w:val="22"/>
           <w:lang w:val="en-GB"/>
         </w:rPr>
+        <w:t>3.</w:t>
+        <w:tab/>
         <w:t>Description of the Inside Information that was subject to delayed disclosure</w:t>
       </w:r>
     </w:p>
@@ -14750,7 +14840,7 @@
     </w:p>
     <w:p>
       <w:pPr>
-        <w:pStyle w:val="ListParagraph"/>
+        <w:pStyle w:val="BodyText"/>
         <w:tabs>
           <w:tab w:val="clear" w:pos="1276"/>
           <w:tab w:val="left" w:pos="826"/>
@@ -14773,6 +14863,8 @@
           <w:szCs w:val="22"/>
           <w:lang w:val="en-GB"/>
         </w:rPr>
+        <w:t>4.</w:t>
+        <w:tab/>
         <w:t xml:space="preserve">Date and time of the decision to delay disclosure of Inside Information: </w:t>
       </w:r>
     </w:p>
@@ -14825,7 +14917,7 @@
     </w:p>
     <w:p>
       <w:pPr>
-        <w:pStyle w:val="ListParagraph"/>
+        <w:pStyle w:val="BodyText"/>
         <w:tabs>
           <w:tab w:val="clear" w:pos="1276"/>
           <w:tab w:val="num" w:pos="814"/>
@@ -14848,6 +14940,8 @@
           <w:szCs w:val="22"/>
           <w:lang w:val="en-GB"/>
         </w:rPr>
+        <w:t>5.</w:t>
+        <w:tab/>
         <w:t>The identity of all natural persons responsible for the decision of delaying the disclosure of the Inside Information</w:t>
       </w:r>
     </w:p>

--- a/policies/sources/Disclosure_Committee_Charter.docx
+++ b/policies/sources/Disclosure_Committee_Charter.docx
@@ -13733,6 +13733,35 @@
                 <w:lang w:val="en-GB"/>
               </w:rPr>
               <w:footnoteReference w:id="1"/>
+            </w:r>
+          </w:p>
+        </w:tc>
+      </w:tr>
+      <w:tr>
+        <w:tc>
+          <w:tcPr>
+            <w:tcW w:type="dxa" w:w="3261"/>
+          </w:tcPr>
+          <w:p>
+            <w:r>
+              <w:rPr>
+                <w:i/>
+                <w:sz w:val="18"/>
+              </w:rPr>
+            </w:r>
+          </w:p>
+        </w:tc>
+        <w:tc>
+          <w:tcPr>
+            <w:tcW w:type="dxa" w:w="5670"/>
+          </w:tcPr>
+          <w:p>
+            <w:r>
+              <w:rPr>
+                <w:i/>
+                <w:sz w:val="18"/>
+              </w:rPr>
+              <w:t>Any changes to the fulfilment of the conditions noted above must be registered herein and logged in the format set out. Overview should be deleted prior to any distribution of this explanation if no updates have been made.</w:t>
             </w:r>
           </w:p>
         </w:tc>
@@ -14247,6 +14276,35 @@
                 <w:lang w:val="en-GB"/>
               </w:rPr>
               <w:t>[Name and title]</w:t>
+            </w:r>
+          </w:p>
+        </w:tc>
+      </w:tr>
+      <w:tr>
+        <w:tc>
+          <w:tcPr>
+            <w:tcW w:type="dxa" w:w="3261"/>
+          </w:tcPr>
+          <w:p>
+            <w:r>
+              <w:rPr>
+                <w:i/>
+                <w:sz w:val="18"/>
+              </w:rPr>
+            </w:r>
+          </w:p>
+        </w:tc>
+        <w:tc>
+          <w:tcPr>
+            <w:tcW w:type="dxa" w:w="5670"/>
+          </w:tcPr>
+          <w:p>
+            <w:r>
+              <w:rPr>
+                <w:i/>
+                <w:sz w:val="18"/>
+              </w:rPr>
+              <w:t>The area of responsibility covers: deciding about the start of the delay and its likely end, ensuring the on-going monitoring of the conditions of delay, deciding about the public disclosure of the inside information, providing the requested information about the delay and the written explanation to the Danish Financial Supervisory Authority.</w:t>
             </w:r>
           </w:p>
         </w:tc>

--- a/policies/sources/Disclosure_Committee_Charter.docx
+++ b/policies/sources/Disclosure_Committee_Charter.docx
@@ -13733,35 +13733,6 @@
                 <w:lang w:val="en-GB"/>
               </w:rPr>
               <w:footnoteReference w:id="1"/>
-            </w:r>
-          </w:p>
-        </w:tc>
-      </w:tr>
-      <w:tr>
-        <w:tc>
-          <w:tcPr>
-            <w:tcW w:type="dxa" w:w="3261"/>
-          </w:tcPr>
-          <w:p>
-            <w:r>
-              <w:rPr>
-                <w:i/>
-                <w:sz w:val="18"/>
-              </w:rPr>
-            </w:r>
-          </w:p>
-        </w:tc>
-        <w:tc>
-          <w:tcPr>
-            <w:tcW w:type="dxa" w:w="5670"/>
-          </w:tcPr>
-          <w:p>
-            <w:r>
-              <w:rPr>
-                <w:i/>
-                <w:sz w:val="18"/>
-              </w:rPr>
-              <w:t>Any changes to the fulfilment of the conditions noted above must be registered herein and logged in the format set out. Overview should be deleted prior to any distribution of this explanation if no updates have been made.</w:t>
             </w:r>
           </w:p>
         </w:tc>
@@ -14276,35 +14247,6 @@
                 <w:lang w:val="en-GB"/>
               </w:rPr>
               <w:t>[Name and title]</w:t>
-            </w:r>
-          </w:p>
-        </w:tc>
-      </w:tr>
-      <w:tr>
-        <w:tc>
-          <w:tcPr>
-            <w:tcW w:type="dxa" w:w="3261"/>
-          </w:tcPr>
-          <w:p>
-            <w:r>
-              <w:rPr>
-                <w:i/>
-                <w:sz w:val="18"/>
-              </w:rPr>
-            </w:r>
-          </w:p>
-        </w:tc>
-        <w:tc>
-          <w:tcPr>
-            <w:tcW w:type="dxa" w:w="5670"/>
-          </w:tcPr>
-          <w:p>
-            <w:r>
-              <w:rPr>
-                <w:i/>
-                <w:sz w:val="18"/>
-              </w:rPr>
-              <w:t>The area of responsibility covers: deciding about the start of the delay and its likely end, ensuring the on-going monitoring of the conditions of delay, deciding about the public disclosure of the inside information, providing the requested information about the delay and the written explanation to the Danish Financial Supervisory Authority.</w:t>
             </w:r>
           </w:p>
         </w:tc>
